--- a/Science Books/QED Course/Prologue 05 Maxwell's Alternative.docx
+++ b/Science Books/QED Course/Prologue 05 Maxwell's Alternative.docx
@@ -380,12 +380,20 @@
         <m:oMath>
           <m:sSup>
             <m:e>
-              <m:r>
-                <m:t xml:space="preserve">arrow</m:t>
-              </m:r>
-              <m:r>
-                <m:t xml:space="preserve">length</m:t>
-              </m:r>
+              <m:d>
+                <m:dPr/>
+                <m:e>
+                  <m:r>
+                    <m:t xml:space="preserve">arrow</m:t>
+                  </m:r>
+                  <m:r>
+                    <m:t xml:space="preserve"> </m:t>
+                  </m:r>
+                  <m:r>
+                    <m:t xml:space="preserve">length</m:t>
+                  </m:r>
+                </m:e>
+              </m:d>
             </m:e>
             <m:sup>
               <m:r>
@@ -394,41 +402,82 @@
             </m:sup>
           </m:sSup>
           <m:r>
+            <m:t xml:space="preserve"> </m:t>
+          </m:r>
+          <m:r>
             <m:t xml:space="preserve">↔</m:t>
+          </m:r>
+          <m:r>
+            <m:t xml:space="preserve"> </m:t>
           </m:r>
           <m:r>
             <m:t xml:space="preserve">energy</m:t>
           </m:r>
           <m:r>
+            <m:t xml:space="preserve"> </m:t>
+          </m:r>
+          <m:r>
             <m:t xml:space="preserve">flux</m:t>
+          </m:r>
+          <m:r>
+            <m:t xml:space="preserve"> </m:t>
           </m:r>
           <m:r>
             <m:t xml:space="preserve">in</m:t>
           </m:r>
           <m:r>
+            <m:t xml:space="preserve"> </m:t>
+          </m:r>
+          <m:r>
             <m:t xml:space="preserve">the</m:t>
+          </m:r>
+          <m:r>
+            <m:t xml:space="preserve"> </m:t>
           </m:r>
           <m:r>
             <m:t xml:space="preserve">wave</m:t>
           </m:r>
           <m:r>
-            <m:t xml:space="preserve">up</m:t>
+            <m:t xml:space="preserve"> </m:t>
           </m:r>
-          <m:r>
-            <m:t xml:space="preserve">to</m:t>
-          </m:r>
-          <m:r>
-            <m:t xml:space="preserve">a</m:t>
-          </m:r>
-          <m:r>
-            <m:t xml:space="preserve">density</m:t>
-          </m:r>
-          <m:r>
-            <m:t xml:space="preserve">of</m:t>
-          </m:r>
-          <m:r>
-            <m:t xml:space="preserve">photons</m:t>
-          </m:r>
+          <m:d>
+            <m:dPr/>
+            <m:e>
+              <m:r>
+                <m:t xml:space="preserve">up</m:t>
+              </m:r>
+              <m:r>
+                <m:t xml:space="preserve"> </m:t>
+              </m:r>
+              <m:r>
+                <m:t xml:space="preserve">to</m:t>
+              </m:r>
+              <m:r>
+                <m:t xml:space="preserve"> </m:t>
+              </m:r>
+              <m:r>
+                <m:t xml:space="preserve">a</m:t>
+              </m:r>
+              <m:r>
+                <m:t xml:space="preserve"> </m:t>
+              </m:r>
+              <m:r>
+                <m:t xml:space="preserve">density</m:t>
+              </m:r>
+              <m:r>
+                <m:t xml:space="preserve"> </m:t>
+              </m:r>
+              <m:r>
+                <m:t xml:space="preserve">of</m:t>
+              </m:r>
+              <m:r>
+                <m:t xml:space="preserve"> </m:t>
+              </m:r>
+              <m:r>
+                <m:t xml:space="preserve">photons</m:t>
+              </m:r>
+            </m:e>
+          </m:d>
         </m:oMath>
       </m:oMathPara>
     </w:p>
